--- a/docs/paper/threat-population-survey.docx
+++ b/docs/paper/threat-population-survey.docx
@@ -2,6 +2,15 @@
 <file path=word/document.xml><?xml version="1.0" encoding="utf-8"?>
 <w:document xmlns:w="http://schemas.openxmlformats.org/wordprocessingml/2006/main" xmlns:m="http://schemas.openxmlformats.org/officeDocument/2006/math" xmlns:r="http://schemas.openxmlformats.org/officeDocument/2006/relationships" xmlns:o="urn:schemas-microsoft-com:office:office" xmlns:v="urn:schemas-microsoft-com:vml" xmlns:w10="urn:schemas-microsoft-com:office:word" xmlns:a="http://schemas.openxmlformats.org/drawingml/2006/main" xmlns:pic="http://schemas.openxmlformats.org/drawingml/2006/picture" xmlns:wp="http://schemas.openxmlformats.org/drawingml/2006/wordprocessingDrawing">
   <w:body>
+    <w:bookmarkStart w:id="15" w:name="Xb98581eb0bdff07834771ac000fb86321e75018"/>
+    <w:p>
+      <w:pPr>
+        <w:pStyle w:val="Heading1"/>
+      </w:pPr>
+      <w:r>
+        <w:t xml:space="preserve">Threat-population literature survey — inputs for the deflection tradespace section</w:t>
+      </w:r>
+    </w:p>
     <w:sdt>
       <w:sdtPr>
         <w:docPartObj>
@@ -28,15 +37,6 @@
         </w:p>
       </w:sdtContent>
     </w:sdt>
-    <w:bookmarkStart w:id="15" w:name="Xb98581eb0bdff07834771ac000fb86321e75018"/>
-    <w:p>
-      <w:pPr>
-        <w:pStyle w:val="Heading1"/>
-      </w:pPr>
-      <w:r>
-        <w:t xml:space="preserve">Threat-population literature survey — inputs for the deflection tradespace section</w:t>
-      </w:r>
-    </w:p>
     <w:p>
       <w:pPr>
         <w:pStyle w:val="FirstParagraph"/>
@@ -2901,6 +2901,7 @@
     <w:bookmarkEnd w:id="14"/>
     <w:bookmarkEnd w:id="15"/>
     <w:sectPr>
+      <w:footerReference r:id="rIdPageNumberFooter" w:type="default"/>
       <w:footnotePr>
         <w:numRestart w:val="eachSect"/>
       </w:footnotePr>
@@ -2911,6 +2912,34 @@
 
 <file path=word/comments.xml><?xml version="1.0" encoding="utf-8"?>
 <w:comments xmlns:w="http://schemas.openxmlformats.org/wordprocessingml/2006/main" xmlns:m="http://schemas.openxmlformats.org/officeDocument/2006/math" xmlns:r="http://schemas.openxmlformats.org/officeDocument/2006/relationships" xmlns:o="urn:schemas-microsoft-com:office:office" xmlns:v="urn:schemas-microsoft-com:vml" xmlns:w10="urn:schemas-microsoft-com:office:word" xmlns:a="http://schemas.openxmlformats.org/drawingml/2006/main" xmlns:pic="http://schemas.openxmlformats.org/drawingml/2006/picture" xmlns:wp="http://schemas.openxmlformats.org/drawingml/2006/wordprocessingDrawing"/>
+</file>
+
+<file path=word/footer1.xml><?xml version="1.0" encoding="utf-8"?>
+<w:ftr xmlns:w="http://schemas.openxmlformats.org/wordprocessingml/2006/main">
+  <w:p>
+    <w:pPr>
+      <w:jc w:val="center"/>
+    </w:pPr>
+    <w:r>
+      <w:t xml:space="preserve">Page </w:t>
+    </w:r>
+    <w:r>
+      <w:fldChar w:fldCharType="begin"/>
+    </w:r>
+    <w:r>
+      <w:instrText xml:space="preserve"> PAGE </w:instrText>
+    </w:r>
+    <w:r>
+      <w:fldChar w:fldCharType="separate"/>
+    </w:r>
+    <w:r>
+      <w:t>1</w:t>
+    </w:r>
+    <w:r>
+      <w:fldChar w:fldCharType="end"/>
+    </w:r>
+  </w:p>
+</w:ftr>
 </file>
 
 <file path=word/footnotes.xml><?xml version="1.0" encoding="utf-8"?>
